--- a/tillsynsmail/A 52471-2025 tillsynsbegäran mail.docx
+++ b/tillsynsmail/A 52471-2025 tillsynsbegäran mail.docx
@@ -14,7 +14,7 @@
     </w:p>
     <w:p>
       <w:r>
-        <w:t>I det avverkningsanmälda området har 6 naturvårdsarter varav 1 rödlistade arter hittats.</w:t>
+        <w:t>I det avverkningsanmälda området har 12 naturvårdsarter varav 6 rödlistade arter hittats.</w:t>
       </w:r>
     </w:p>
     <w:p>

--- a/tillsynsmail/A 52471-2025 tillsynsbegäran mail.docx
+++ b/tillsynsmail/A 52471-2025 tillsynsbegäran mail.docx
@@ -14,7 +14,7 @@
     </w:p>
     <w:p>
       <w:r>
-        <w:t>I det avverkningsanmälda området har 12 naturvårdsarter varav 6 rödlistade arter hittats.</w:t>
+        <w:t>I det avverkningsanmälda området har 13 naturvårdsarter varav 7 rödlistade arter hittats.</w:t>
       </w:r>
     </w:p>
     <w:p>

--- a/tillsynsmail/A 52471-2025 tillsynsbegäran mail.docx
+++ b/tillsynsmail/A 52471-2025 tillsynsbegäran mail.docx
@@ -14,7 +14,7 @@
     </w:p>
     <w:p>
       <w:r>
-        <w:t>I det avverkningsanmälda området har 13 naturvårdsarter varav 7 rödlistade arter hittats.</w:t>
+        <w:t>I det avverkningsanmälda området har 17 naturvårdsarter varav 11 rödlistade arter hittats.</w:t>
       </w:r>
     </w:p>
     <w:p>

--- a/tillsynsmail/A 52471-2025 tillsynsbegäran mail.docx
+++ b/tillsynsmail/A 52471-2025 tillsynsbegäran mail.docx
@@ -14,7 +14,7 @@
     </w:p>
     <w:p>
       <w:r>
-        <w:t>I det avverkningsanmälda området har 17 naturvårdsarter varav 11 rödlistade arter hittats.</w:t>
+        <w:t>I det avverkningsanmälda området har 16 naturvårdsarter varav 10 rödlistade arter hittats.</w:t>
       </w:r>
     </w:p>
     <w:p>

--- a/tillsynsmail/A 52471-2025 tillsynsbegäran mail.docx
+++ b/tillsynsmail/A 52471-2025 tillsynsbegäran mail.docx
@@ -14,7 +14,7 @@
     </w:p>
     <w:p>
       <w:r>
-        <w:t>I det avverkningsanmälda området har 16 naturvårdsarter varav 10 rödlistade arter hittats.</w:t>
+        <w:t>I det avverkningsanmälda området har 26 naturvårdsarter varav 13 rödlistade arter hittats.</w:t>
       </w:r>
     </w:p>
     <w:p>

--- a/tillsynsmail/A 52471-2025 tillsynsbegäran mail.docx
+++ b/tillsynsmail/A 52471-2025 tillsynsbegäran mail.docx
@@ -14,7 +14,7 @@
     </w:p>
     <w:p>
       <w:r>
-        <w:t>I det avverkningsanmälda området har 26 naturvårdsarter varav 13 rödlistade arter hittats.</w:t>
+        <w:t>I det avverkningsanmälda området har 25 naturvårdsarter varav 12 rödlistade arter hittats.</w:t>
       </w:r>
     </w:p>
     <w:p>

--- a/tillsynsmail/A 52471-2025 tillsynsbegäran mail.docx
+++ b/tillsynsmail/A 52471-2025 tillsynsbegäran mail.docx
@@ -14,7 +14,7 @@
     </w:p>
     <w:p>
       <w:r>
-        <w:t>I det avverkningsanmälda området har 26 naturvårdsarter varav 13 rödlistade arter hittats.</w:t>
+        <w:t>I det avverkningsanmälda området har 27 naturvårdsarter varav 13 rödlistade arter hittats.</w:t>
       </w:r>
     </w:p>
     <w:p>

--- a/tillsynsmail/A 52471-2025 tillsynsbegäran mail.docx
+++ b/tillsynsmail/A 52471-2025 tillsynsbegäran mail.docx
@@ -14,7 +14,7 @@
     </w:p>
     <w:p>
       <w:r>
-        <w:t>I det avverkningsanmälda området har 27 naturvårdsarter varav 13 rödlistade arter hittats.</w:t>
+        <w:t>I det avverkningsanmälda området har 28 naturvårdsarter varav 15 rödlistade arter hittats.</w:t>
       </w:r>
     </w:p>
     <w:p>
